--- a/Del 2 - Avancerad JS och Webbläsarens APIer/JavaScript-09 – OOP och funktionell JS/JavaScript-09 – OOP och funktionell JS.docx
+++ b/Del 2 - Avancerad JS och Webbläsarens APIer/JavaScript-09 – OOP och funktionell JS/JavaScript-09 – OOP och funktionell JS.docx
@@ -2823,8 +2823,1542 @@
     </w:p>
     <w:p>
       <w:pPr>
-        <w:pStyle w:val="Underrubrik"/>
-      </w:pPr>
+        <w:pStyle w:val="Rubrik2"/>
+      </w:pPr>
+      <w:r>
+        <w:t>Minnet</w:t>
+      </w:r>
+    </w:p>
+    <w:p>
+      <w:pPr>
+        <w:rPr>
+          <w:lang w:val="en-SE"/>
+        </w:rPr>
+      </w:pPr>
+      <w:r>
+        <w:rPr>
+          <w:lang w:val="en-SE"/>
+        </w:rPr>
+        <w:t>F</w:t>
+      </w:r>
+      <w:r>
+        <w:rPr>
+          <w:lang w:val="en-SE"/>
+        </w:rPr>
+        <w:t xml:space="preserve">ör att förstå varför JavaScript beter sig som det gör – och hur avancerade koncept som </w:t>
+      </w:r>
+      <w:r>
+        <w:rPr>
+          <w:i/>
+          <w:iCs/>
+          <w:lang w:val="en-SE"/>
+        </w:rPr>
+        <w:t>Closures</w:t>
+      </w:r>
+      <w:r>
+        <w:rPr>
+          <w:lang w:val="en-SE"/>
+        </w:rPr>
+        <w:t xml:space="preserve"> och </w:t>
+      </w:r>
+      <w:r>
+        <w:rPr>
+          <w:i/>
+          <w:iCs/>
+          <w:lang w:val="en-SE"/>
+        </w:rPr>
+        <w:t>Prototyper</w:t>
+      </w:r>
+      <w:r>
+        <w:rPr>
+          <w:lang w:val="en-SE"/>
+        </w:rPr>
+        <w:t xml:space="preserve"> faktiskt fungerar – måste vi titta på hur JavaScript-motorn hanterar minnet under huven.</w:t>
+      </w:r>
+      <w:r>
+        <w:rPr>
+          <w:lang w:val="en-SE"/>
+        </w:rPr>
+        <w:t xml:space="preserve"> </w:t>
+      </w:r>
+      <w:r>
+        <w:rPr>
+          <w:lang w:val="en-SE"/>
+        </w:rPr>
+        <w:t>När du förstår detta kommer du att kunna skriva kod som körs snabbare, drar mindre minne och undviker svårfångade buggar.</w:t>
+      </w:r>
+    </w:p>
+    <w:p>
+      <w:pPr>
+        <w:rPr>
+          <w:lang w:val="en-SE"/>
+        </w:rPr>
+      </w:pPr>
+      <w:r>
+        <w:rPr>
+          <w:lang w:val="en-SE"/>
+        </w:rPr>
+        <w:pict w14:anchorId="474840C9">
+          <v:rect id="_x0000_i1060" style="width:0;height:1.5pt" o:hralign="center" o:hrstd="t" o:hr="t" fillcolor="#a0a0a0" stroked="f"/>
+        </w:pict>
+      </w:r>
+    </w:p>
+    <w:p>
+      <w:pPr>
+        <w:pStyle w:val="Rubrik3"/>
+        <w:rPr>
+          <w:lang w:val="en-SE"/>
+        </w:rPr>
+      </w:pPr>
+      <w:r>
+        <w:rPr>
+          <w:lang w:val="en-SE"/>
+        </w:rPr>
+        <w:t>Stacken och Heapen (Var sparas din data?)</w:t>
+      </w:r>
+    </w:p>
+    <w:p>
+      <w:pPr>
+        <w:rPr>
+          <w:lang w:val="en-SE"/>
+        </w:rPr>
+      </w:pPr>
+      <w:r>
+        <w:rPr>
+          <w:lang w:val="en-SE"/>
+        </w:rPr>
+        <w:t>JavaScript-motorn (t.ex. V8 i Google Chrome eller Node.js) använder två helt olika platser i datorns minne för att spara variabler och objekt</w:t>
+      </w:r>
+    </w:p>
+    <w:p>
+      <w:pPr>
+        <w:pStyle w:val="Liststycke"/>
+        <w:numPr>
+          <w:ilvl w:val="0"/>
+          <w:numId w:val="25"/>
+        </w:numPr>
+        <w:rPr>
+          <w:b/>
+          <w:bCs/>
+          <w:lang w:val="en-SE"/>
+        </w:rPr>
+      </w:pPr>
+      <w:r>
+        <w:rPr>
+          <w:b/>
+          <w:bCs/>
+          <w:lang w:val="en-SE"/>
+        </w:rPr>
+        <w:t>Call Stack (Stacken)</w:t>
+      </w:r>
+      <w:r>
+        <w:rPr>
+          <w:b/>
+          <w:bCs/>
+          <w:lang w:val="en-SE"/>
+        </w:rPr>
+        <w:t xml:space="preserve"> </w:t>
+      </w:r>
+      <w:r>
+        <w:rPr>
+          <w:b/>
+          <w:bCs/>
+          <w:lang w:val="en-SE"/>
+        </w:rPr>
+        <w:t>– Snabb och strikt</w:t>
+      </w:r>
+    </w:p>
+    <w:p>
+      <w:pPr>
+        <w:ind w:left="720"/>
+        <w:rPr>
+          <w:lang w:val="en-SE"/>
+        </w:rPr>
+      </w:pPr>
+      <w:r>
+        <w:rPr>
+          <w:lang w:val="en-SE"/>
+        </w:rPr>
+        <w:t xml:space="preserve">Stacken är en supersnabb, organiserad minnesstruktur som fungerar enligt principen "sist in, först ut".Här sparas alla </w:t>
+      </w:r>
+      <w:r>
+        <w:rPr>
+          <w:b/>
+          <w:bCs/>
+          <w:lang w:val="en-SE"/>
+        </w:rPr>
+        <w:t>primitiva datatyper</w:t>
+      </w:r>
+      <w:r>
+        <w:rPr>
+          <w:lang w:val="en-SE"/>
+        </w:rPr>
+        <w:t xml:space="preserve"> direkt (strängar, nummer, booleans, undefined, null).</w:t>
+      </w:r>
+      <w:r>
+        <w:rPr>
+          <w:lang w:val="en-SE"/>
+        </w:rPr>
+        <w:t xml:space="preserve"> </w:t>
+      </w:r>
+      <w:r>
+        <w:rPr>
+          <w:lang w:val="en-SE"/>
+        </w:rPr>
+        <w:t xml:space="preserve">Här hålls också koll på </w:t>
+      </w:r>
+      <w:r>
+        <w:rPr>
+          <w:b/>
+          <w:bCs/>
+          <w:lang w:val="en-SE"/>
+        </w:rPr>
+        <w:t>vilken funktion som körs just nu</w:t>
+      </w:r>
+      <w:r>
+        <w:rPr>
+          <w:lang w:val="en-SE"/>
+        </w:rPr>
+        <w:t xml:space="preserve"> (Execution Context). Så fort en funktion har kört klart poppar den ut ur stacken och dess lokala variabler rensas bort direkt.</w:t>
+      </w:r>
+    </w:p>
+    <w:p>
+      <w:pPr>
+        <w:pStyle w:val="Liststycke"/>
+        <w:numPr>
+          <w:ilvl w:val="0"/>
+          <w:numId w:val="25"/>
+        </w:numPr>
+        <w:rPr>
+          <w:lang w:val="en-SE"/>
+        </w:rPr>
+      </w:pPr>
+      <w:r>
+        <w:rPr>
+          <w:b/>
+          <w:bCs/>
+          <w:lang w:val="en-SE"/>
+        </w:rPr>
+        <w:t>Memory Heap (Heapen)</w:t>
+      </w:r>
+      <w:r>
+        <w:rPr>
+          <w:b/>
+          <w:bCs/>
+          <w:lang w:val="en-SE"/>
+        </w:rPr>
+        <w:t xml:space="preserve"> </w:t>
+      </w:r>
+      <w:r>
+        <w:rPr>
+          <w:b/>
+          <w:bCs/>
+          <w:lang w:val="en-SE"/>
+        </w:rPr>
+        <w:t>– Stor och flexibel</w:t>
+      </w:r>
+    </w:p>
+    <w:p>
+      <w:pPr>
+        <w:ind w:left="720"/>
+        <w:rPr>
+          <w:lang w:val="en-SE"/>
+        </w:rPr>
+      </w:pPr>
+      <w:r>
+        <w:rPr>
+          <w:lang w:val="en-SE"/>
+        </w:rPr>
+        <w:t>Heapen är ett stort, ostrukturerat minnesutrymme för saker som kräver mycket plats och kan ändra storlek dynamiskt.</w:t>
+      </w:r>
+      <w:r>
+        <w:rPr>
+          <w:lang w:val="en-SE"/>
+        </w:rPr>
+        <w:t xml:space="preserve"> </w:t>
+      </w:r>
+      <w:r>
+        <w:rPr>
+          <w:lang w:val="en-SE"/>
+        </w:rPr>
+        <w:t xml:space="preserve">Här sparas alla </w:t>
+      </w:r>
+      <w:r>
+        <w:rPr>
+          <w:b/>
+          <w:bCs/>
+          <w:lang w:val="en-SE"/>
+        </w:rPr>
+        <w:t>komplexa datatyper</w:t>
+      </w:r>
+      <w:r>
+        <w:rPr>
+          <w:lang w:val="en-SE"/>
+        </w:rPr>
+        <w:t xml:space="preserve"> (Objekt, Arrayer </w:t>
+      </w:r>
+      <w:r>
+        <w:rPr>
+          <w:lang w:val="en-SE"/>
+        </w:rPr>
+        <w:lastRenderedPageBreak/>
+        <w:t>och Funktioner).</w:t>
+      </w:r>
+      <w:r>
+        <w:rPr>
+          <w:lang w:val="en-SE"/>
+        </w:rPr>
+        <w:t xml:space="preserve"> </w:t>
+      </w:r>
+      <w:r>
+        <w:rPr>
+          <w:lang w:val="en-SE"/>
+        </w:rPr>
+        <w:t xml:space="preserve">Eftersom objekt kan växa, kan de inte tryckas in i den strikta stacken. Istället läggs själva objektet i heapen, och i stacken sparas bara en </w:t>
+      </w:r>
+      <w:r>
+        <w:rPr>
+          <w:b/>
+          <w:bCs/>
+          <w:lang w:val="en-SE"/>
+        </w:rPr>
+        <w:t>minnesadress (referens)</w:t>
+      </w:r>
+      <w:r>
+        <w:rPr>
+          <w:lang w:val="en-SE"/>
+        </w:rPr>
+        <w:t xml:space="preserve"> som pekar på var i heapen objektet ligger.</w:t>
+      </w:r>
+    </w:p>
+    <w:p>
+      <w:pPr>
+        <w:rPr>
+          <w:lang w:val="en-SE"/>
+        </w:rPr>
+      </w:pPr>
+    </w:p>
+    <w:p>
+      <w:pPr>
+        <w:pStyle w:val="Kodstycke"/>
+        <w:rPr>
+          <w:lang w:val="en-SE"/>
+        </w:rPr>
+      </w:pPr>
+      <w:r>
+        <w:rPr>
+          <w:lang w:val="en-SE"/>
+        </w:rPr>
+        <w:t xml:space="preserve">  CALL STACK (Primitiver &amp; Referenser)        MEMORY HEAP (Objekt &amp; Arrayer)</w:t>
+      </w:r>
+    </w:p>
+    <w:p>
+      <w:pPr>
+        <w:pStyle w:val="Kodstycke"/>
+        <w:rPr>
+          <w:lang w:val="en-SE"/>
+        </w:rPr>
+      </w:pPr>
+      <w:r>
+        <w:rPr>
+          <w:lang w:val="en-SE"/>
+        </w:rPr>
+        <w:t xml:space="preserve"> ┌────────────────────────────────────┐      ┌───────────────────────────────┐</w:t>
+      </w:r>
+    </w:p>
+    <w:p>
+      <w:pPr>
+        <w:pStyle w:val="Kodstycke"/>
+        <w:rPr>
+          <w:lang w:val="en-SE"/>
+        </w:rPr>
+      </w:pPr>
+      <w:r>
+        <w:rPr>
+          <w:lang w:val="en-SE"/>
+        </w:rPr>
+        <w:t xml:space="preserve"> │ let ålder = 25;                    │      │                               │</w:t>
+      </w:r>
+    </w:p>
+    <w:p>
+      <w:pPr>
+        <w:pStyle w:val="Kodstycke"/>
+        <w:rPr>
+          <w:lang w:val="en-SE"/>
+        </w:rPr>
+      </w:pPr>
+      <w:r>
+        <w:rPr>
+          <w:lang w:val="en-SE"/>
+        </w:rPr>
+        <w:t xml:space="preserve"> ├────────────────────────────────────┤      │  Användarobjektet:            │</w:t>
+      </w:r>
+    </w:p>
+    <w:p>
+      <w:pPr>
+        <w:pStyle w:val="Kodstycke"/>
+        <w:rPr>
+          <w:lang w:val="en-SE"/>
+        </w:rPr>
+      </w:pPr>
+      <w:r>
+        <w:rPr>
+          <w:lang w:val="en-SE"/>
+        </w:rPr>
+        <w:t xml:space="preserve"> │ let bilRef = 0x7ffd53a1 ───────────┼────</w:t>
+      </w:r>
+      <w:r>
+        <w:rPr>
+          <w:rFonts w:ascii="Segoe UI Symbol" w:hAnsi="Segoe UI Symbol" w:cs="Segoe UI Symbol"/>
+          <w:lang w:val="en-SE"/>
+        </w:rPr>
+        <w:t>➔</w:t>
+      </w:r>
+      <w:r>
+        <w:rPr>
+          <w:rFonts w:ascii="Arial" w:hAnsi="Arial"/>
+          <w:b/>
+          <w:bCs/>
+          <w:lang w:val="en-SE"/>
+        </w:rPr>
+        <w:t>│</w:t>
+      </w:r>
+      <w:r>
+        <w:rPr>
+          <w:lang w:val="en-SE"/>
+        </w:rPr>
+        <w:t xml:space="preserve">  { namn: "Anna", </w:t>
+      </w:r>
+      <w:r>
+        <w:rPr>
+          <w:rFonts w:ascii="Arial" w:hAnsi="Arial"/>
+          <w:lang w:val="en-SE"/>
+        </w:rPr>
+        <w:t>å</w:t>
+      </w:r>
+      <w:r>
+        <w:rPr>
+          <w:lang w:val="en-SE"/>
+        </w:rPr>
+        <w:t xml:space="preserve">lder: 30 }  </w:t>
+      </w:r>
+      <w:r>
+        <w:rPr>
+          <w:rFonts w:ascii="Arial" w:hAnsi="Arial"/>
+          <w:lang w:val="en-SE"/>
+        </w:rPr>
+        <w:t>│</w:t>
+      </w:r>
+    </w:p>
+    <w:p>
+      <w:pPr>
+        <w:pStyle w:val="Kodstycke"/>
+        <w:rPr>
+          <w:lang w:val="en-SE"/>
+        </w:rPr>
+      </w:pPr>
+      <w:r>
+        <w:rPr>
+          <w:lang w:val="en-SE"/>
+        </w:rPr>
+        <w:t xml:space="preserve"> └────────────────────────────────────┘      └───────────────────────────────┘</w:t>
+      </w:r>
+    </w:p>
+    <w:p>
+      <w:pPr>
+        <w:pStyle w:val="Bildtext"/>
+        <w:rPr>
+          <w:lang w:val="en-SE"/>
+        </w:rPr>
+      </w:pPr>
+      <w:r>
+        <w:rPr>
+          <w:lang w:val="en-SE"/>
+        </w:rPr>
+        <w:t>Bild 1 Stacken sparar värdet på enkla variabler direkt, men för objekt sparar den bara en referens till heapen.</w:t>
+      </w:r>
+    </w:p>
+    <w:p>
+      <w:pPr>
+        <w:rPr>
+          <w:lang w:val="en-SE"/>
+        </w:rPr>
+      </w:pPr>
+      <w:r>
+        <w:rPr>
+          <w:lang w:val="en-SE"/>
+        </w:rPr>
+        <w:pict w14:anchorId="39EA4419">
+          <v:rect id="_x0000_i1061" style="width:0;height:1.5pt" o:hralign="center" o:hrstd="t" o:hr="t" fillcolor="#a0a0a0" stroked="f"/>
+        </w:pict>
+      </w:r>
+    </w:p>
+    <w:p>
+      <w:pPr>
+        <w:pStyle w:val="Rubrik3"/>
+        <w:rPr>
+          <w:lang w:val="en-SE"/>
+        </w:rPr>
+      </w:pPr>
+      <w:r>
+        <w:rPr>
+          <w:lang w:val="en-SE"/>
+        </w:rPr>
+        <w:t>Det stora problemet: Kopiera via referens</w:t>
+      </w:r>
+    </w:p>
+    <w:p>
+      <w:pPr>
+        <w:rPr>
+          <w:lang w:val="en-SE"/>
+        </w:rPr>
+      </w:pPr>
+      <w:r>
+        <w:rPr>
+          <w:lang w:val="en-SE"/>
+        </w:rPr>
+        <w:t xml:space="preserve">Det är den här minnesuppdelningen som gör att objekt beter sig annorlunda än vanliga variabler när man kopierar dem. Du kopierar nämligen bara </w:t>
+      </w:r>
+      <w:r>
+        <w:rPr>
+          <w:i/>
+          <w:iCs/>
+          <w:lang w:val="en-SE"/>
+        </w:rPr>
+        <w:t>vägvisaren</w:t>
+      </w:r>
+      <w:r>
+        <w:rPr>
+          <w:lang w:val="en-SE"/>
+        </w:rPr>
+        <w:t>, inte själva saken.</w:t>
+      </w:r>
+    </w:p>
+    <w:p>
+      <w:pPr>
+        <w:pStyle w:val="Kodstycke"/>
+        <w:rPr>
+          <w:lang w:val="en-SE"/>
+        </w:rPr>
+      </w:pPr>
+      <w:r>
+        <w:rPr>
+          <w:lang w:val="en-SE"/>
+        </w:rPr>
+        <w:t>javascript</w:t>
+      </w:r>
+    </w:p>
+    <w:p>
+      <w:pPr>
+        <w:pStyle w:val="Kodstycke"/>
+        <w:rPr>
+          <w:lang w:val="en-SE"/>
+        </w:rPr>
+      </w:pPr>
+      <w:r>
+        <w:rPr>
+          <w:lang w:val="en-SE"/>
+        </w:rPr>
+        <w:t>let nummer1 = 10;</w:t>
+      </w:r>
+    </w:p>
+    <w:p>
+      <w:pPr>
+        <w:pStyle w:val="Kodstycke"/>
+        <w:rPr>
+          <w:lang w:val="en-SE"/>
+        </w:rPr>
+      </w:pPr>
+      <w:r>
+        <w:rPr>
+          <w:lang w:val="en-SE"/>
+        </w:rPr>
+        <w:t>let nummer2 = nummer1; // Värdet 10 kopieras direkt in i stacken</w:t>
+      </w:r>
+    </w:p>
+    <w:p>
+      <w:pPr>
+        <w:pStyle w:val="Kodstycke"/>
+        <w:rPr>
+          <w:lang w:val="en-SE"/>
+        </w:rPr>
+      </w:pPr>
+      <w:r>
+        <w:rPr>
+          <w:lang w:val="en-SE"/>
+        </w:rPr>
+        <w:t>nummer2 = 20;</w:t>
+      </w:r>
+    </w:p>
+    <w:p>
+      <w:pPr>
+        <w:pStyle w:val="Kodstycke"/>
+        <w:rPr>
+          <w:lang w:val="en-SE"/>
+        </w:rPr>
+      </w:pPr>
+      <w:r>
+        <w:rPr>
+          <w:lang w:val="en-SE"/>
+        </w:rPr>
+        <w:t>console.log(nummer1); // Utskrift: 10 (Helt oförändrad)</w:t>
+      </w:r>
+    </w:p>
+    <w:p>
+      <w:pPr>
+        <w:pStyle w:val="Kodstycke"/>
+        <w:rPr>
+          <w:lang w:val="en-SE"/>
+        </w:rPr>
+      </w:pPr>
+    </w:p>
+    <w:p>
+      <w:pPr>
+        <w:pStyle w:val="Kodstycke"/>
+        <w:rPr>
+          <w:lang w:val="en-SE"/>
+        </w:rPr>
+      </w:pPr>
+      <w:r>
+        <w:rPr>
+          <w:lang w:val="en-SE"/>
+        </w:rPr>
+        <w:t>// --- MED OBJEKT HÄNDER NÅGOT ANNAT: ---</w:t>
+      </w:r>
+    </w:p>
+    <w:p>
+      <w:pPr>
+        <w:pStyle w:val="Kodstycke"/>
+        <w:rPr>
+          <w:lang w:val="en-SE"/>
+        </w:rPr>
+      </w:pPr>
+      <w:r>
+        <w:rPr>
+          <w:lang w:val="en-SE"/>
+        </w:rPr>
+        <w:t>const bil1 = { modell: "Volvo" };</w:t>
+      </w:r>
+    </w:p>
+    <w:p>
+      <w:pPr>
+        <w:pStyle w:val="Kodstycke"/>
+        <w:rPr>
+          <w:lang w:val="en-SE"/>
+        </w:rPr>
+      </w:pPr>
+      <w:r>
+        <w:rPr>
+          <w:lang w:val="en-SE"/>
+        </w:rPr>
+        <w:t>const bil2 = bil1; // Du kopierar bara minnesadressen, inte bilen!</w:t>
+      </w:r>
+    </w:p>
+    <w:p>
+      <w:pPr>
+        <w:pStyle w:val="Kodstycke"/>
+        <w:rPr>
+          <w:lang w:val="en-SE"/>
+        </w:rPr>
+      </w:pPr>
+    </w:p>
+    <w:p>
+      <w:pPr>
+        <w:pStyle w:val="Kodstycke"/>
+        <w:rPr>
+          <w:lang w:val="en-SE"/>
+        </w:rPr>
+      </w:pPr>
+      <w:r>
+        <w:rPr>
+          <w:lang w:val="en-SE"/>
+        </w:rPr>
+        <w:t>bil2.modell = "Tesla"; // Du ändrar i heapen via bil2:s vägvisare</w:t>
+      </w:r>
+    </w:p>
+    <w:p>
+      <w:pPr>
+        <w:pStyle w:val="Kodstycke"/>
+        <w:rPr>
+          <w:lang w:val="en-SE"/>
+        </w:rPr>
+      </w:pPr>
+    </w:p>
+    <w:p>
+      <w:pPr>
+        <w:pStyle w:val="Kodstycke"/>
+        <w:rPr>
+          <w:lang w:val="en-SE"/>
+        </w:rPr>
+      </w:pPr>
+      <w:r>
+        <w:rPr>
+          <w:lang w:val="en-SE"/>
+        </w:rPr>
+        <w:t>console.log(bil1.modell); // Utskrift: "Tesla" (Hoppsan! bil1 ändrades också!)</w:t>
+      </w:r>
+    </w:p>
+    <w:p>
+      <w:pPr>
+        <w:pStyle w:val="Bildtext"/>
+        <w:rPr>
+          <w:lang w:val="en-SE"/>
+        </w:rPr>
+      </w:pPr>
+      <w:r>
+        <w:rPr>
+          <w:lang w:val="en-SE"/>
+        </w:rPr>
+        <w:t>Bild 2 Eftersom både bil1 och bil2 pekar på exakt samma ställe i Memory Heap, kommer en ändring i det ena objektet att påverka det andra.</w:t>
+      </w:r>
+    </w:p>
+    <w:p>
+      <w:pPr>
+        <w:rPr>
+          <w:lang w:val="en-SE"/>
+        </w:rPr>
+      </w:pPr>
+      <w:r>
+        <w:rPr>
+          <w:lang w:val="en-SE"/>
+        </w:rPr>
+        <w:pict w14:anchorId="6B434E31">
+          <v:rect id="_x0000_i1062" style="width:0;height:1.5pt" o:hralign="center" o:hrstd="t" o:hr="t" fillcolor="#a0a0a0" stroked="f"/>
+        </w:pict>
+      </w:r>
+    </w:p>
+    <w:p>
+      <w:pPr>
+        <w:numPr>
+          <w:ilvl w:val="0"/>
+          <w:numId w:val="0"/>
+        </w:numPr>
+        <w:spacing w:after="160" w:line="278" w:lineRule="auto"/>
+        <w:rPr>
+          <w:rFonts w:eastAsiaTheme="majorEastAsia"/>
+          <w:b/>
+          <w:bCs/>
+          <w:color w:val="0A2F40" w:themeColor="accent1" w:themeShade="7F"/>
+          <w:sz w:val="28"/>
+          <w:szCs w:val="28"/>
+          <w:lang w:val="en-SE"/>
+        </w:rPr>
+      </w:pPr>
+      <w:r>
+        <w:rPr>
+          <w:lang w:val="en-SE"/>
+        </w:rPr>
+        <w:br w:type="page"/>
+      </w:r>
+    </w:p>
+    <w:p>
+      <w:pPr>
+        <w:pStyle w:val="Rubrik3"/>
+        <w:rPr>
+          <w:lang w:val="en-SE"/>
+        </w:rPr>
+      </w:pPr>
+      <w:r>
+        <w:rPr>
+          <w:lang w:val="en-SE"/>
+        </w:rPr>
+        <w:lastRenderedPageBreak/>
+        <w:t>Closures under huven (Minnesryggsäcken)</w:t>
+      </w:r>
+    </w:p>
+    <w:p>
+      <w:pPr>
+        <w:rPr>
+          <w:lang w:val="en-SE"/>
+        </w:rPr>
+      </w:pPr>
+      <w:r>
+        <w:rPr>
+          <w:lang w:val="en-SE"/>
+        </w:rPr>
+        <w:t>I kapitel 06 lärde vi oss att e</w:t>
+      </w:r>
+      <w:r>
+        <w:rPr>
+          <w:lang w:val="en-SE"/>
+        </w:rPr>
+        <w:t>n</w:t>
+      </w:r>
+      <w:r>
+        <w:rPr>
+          <w:lang w:val="en-SE"/>
+        </w:rPr>
+        <w:t xml:space="preserve"> </w:t>
+      </w:r>
+      <w:r>
+        <w:rPr>
+          <w:b/>
+          <w:bCs/>
+          <w:lang w:val="en-SE"/>
+        </w:rPr>
+        <w:t>Closure</w:t>
+      </w:r>
+      <w:r>
+        <w:rPr>
+          <w:lang w:val="en-SE"/>
+        </w:rPr>
+        <w:t xml:space="preserve"> innebär att en inre funktion kommer ihåg variabler från sin föräldrafunktion, även efter att föräldrafunktionen har kört klart. Nu kan vi förklara </w:t>
+      </w:r>
+      <w:r>
+        <w:rPr>
+          <w:i/>
+          <w:iCs/>
+          <w:lang w:val="en-SE"/>
+        </w:rPr>
+        <w:t>varför</w:t>
+      </w:r>
+      <w:r>
+        <w:rPr>
+          <w:lang w:val="en-SE"/>
+        </w:rPr>
+        <w:t xml:space="preserve"> det är möjligt tack vare heapen.</w:t>
+      </w:r>
+    </w:p>
+    <w:p>
+      <w:pPr>
+        <w:rPr>
+          <w:lang w:val="en-SE"/>
+        </w:rPr>
+      </w:pPr>
+      <w:r>
+        <w:rPr>
+          <w:lang w:val="en-SE"/>
+        </w:rPr>
+        <w:t xml:space="preserve">Normalt sett rensas en funktions variabler ut ur stacken så fort funktionen har kört klart (return). </w:t>
+      </w:r>
+      <w:r>
+        <w:rPr>
+          <w:lang w:val="en-SE"/>
+        </w:rPr>
+        <w:t>Men, o</w:t>
+      </w:r>
+      <w:r>
+        <w:rPr>
+          <w:lang w:val="en-SE"/>
+        </w:rPr>
+        <w:t xml:space="preserve">m en inre funktion refererar till en variabel i föräldrafunktionen, flyttar JavaScript-motorn automatiskt den variabeln från den snabba stacken till </w:t>
+      </w:r>
+      <w:r>
+        <w:rPr>
+          <w:b/>
+          <w:bCs/>
+          <w:lang w:val="en-SE"/>
+        </w:rPr>
+        <w:t>Heapen</w:t>
+      </w:r>
+      <w:r>
+        <w:rPr>
+          <w:lang w:val="en-SE"/>
+        </w:rPr>
+        <w:t>. Eftersom objekt i heapen lever kvar så länge någon pekar på dem, kommer den inre funktionen ihåg variabeln för alltid. Det är detta som är funktionens "minnesryggsäck".</w:t>
+      </w:r>
+    </w:p>
+    <w:p>
+      <w:pPr>
+        <w:pStyle w:val="Kodstycke"/>
+        <w:rPr>
+          <w:lang w:val="en-SE"/>
+        </w:rPr>
+      </w:pPr>
+      <w:r>
+        <w:rPr>
+          <w:lang w:val="en-SE"/>
+        </w:rPr>
+        <w:t xml:space="preserve">1. Funktion A startar </w:t>
+      </w:r>
+      <w:r>
+        <w:rPr>
+          <w:rFonts w:ascii="Segoe UI Symbol" w:hAnsi="Segoe UI Symbol" w:cs="Segoe UI Symbol"/>
+          <w:lang w:val="en-SE"/>
+        </w:rPr>
+        <w:t>➔</w:t>
+      </w:r>
+      <w:r>
+        <w:rPr>
+          <w:lang w:val="en-SE"/>
+        </w:rPr>
+        <w:t xml:space="preserve"> Skapar variabeln 'liv = 3'.</w:t>
+      </w:r>
+    </w:p>
+    <w:p>
+      <w:pPr>
+        <w:pStyle w:val="Kodstycke"/>
+        <w:rPr>
+          <w:lang w:val="en-SE"/>
+        </w:rPr>
+      </w:pPr>
+      <w:r>
+        <w:rPr>
+          <w:lang w:val="en-SE"/>
+        </w:rPr>
+        <w:t xml:space="preserve"> 2. Funktion A stängs ner </w:t>
+      </w:r>
+      <w:r>
+        <w:rPr>
+          <w:rFonts w:ascii="Segoe UI Symbol" w:hAnsi="Segoe UI Symbol" w:cs="Segoe UI Symbol"/>
+          <w:lang w:val="en-SE"/>
+        </w:rPr>
+        <w:t>➔</w:t>
+      </w:r>
+      <w:r>
+        <w:rPr>
+          <w:lang w:val="en-SE"/>
+        </w:rPr>
+        <w:t xml:space="preserve"> Tas bort fr</w:t>
+      </w:r>
+      <w:r>
+        <w:rPr>
+          <w:rFonts w:ascii="Arial" w:hAnsi="Arial"/>
+          <w:lang w:val="en-SE"/>
+        </w:rPr>
+        <w:t>å</w:t>
+      </w:r>
+      <w:r>
+        <w:rPr>
+          <w:lang w:val="en-SE"/>
+        </w:rPr>
+        <w:t>n Call Stack.</w:t>
+      </w:r>
+    </w:p>
+    <w:p>
+      <w:pPr>
+        <w:pStyle w:val="Kodstycke"/>
+        <w:rPr>
+          <w:lang w:val="en-SE"/>
+        </w:rPr>
+      </w:pPr>
+      <w:r>
+        <w:rPr>
+          <w:lang w:val="en-SE"/>
+        </w:rPr>
+        <w:t xml:space="preserve"> 3. Variabeln 'liv' överlever! </w:t>
+      </w:r>
+      <w:r>
+        <w:rPr>
+          <w:rFonts w:ascii="Segoe UI Symbol" w:hAnsi="Segoe UI Symbol" w:cs="Segoe UI Symbol"/>
+          <w:lang w:val="en-SE"/>
+        </w:rPr>
+        <w:t>➔</w:t>
+      </w:r>
+      <w:r>
+        <w:rPr>
+          <w:lang w:val="en-SE"/>
+        </w:rPr>
+        <w:t xml:space="preserve"> Ligger kvar i Memory Heap eftersom Funktion B (den inre funktionen) fortfarande pekar p</w:t>
+      </w:r>
+      <w:r>
+        <w:rPr>
+          <w:rFonts w:ascii="Arial" w:hAnsi="Arial"/>
+          <w:lang w:val="en-SE"/>
+        </w:rPr>
+        <w:t>å</w:t>
+      </w:r>
+      <w:r>
+        <w:rPr>
+          <w:lang w:val="en-SE"/>
+        </w:rPr>
+        <w:t xml:space="preserve"> den.</w:t>
+      </w:r>
+    </w:p>
+    <w:p>
+      <w:pPr>
+        <w:pStyle w:val="Bildtext"/>
+        <w:rPr>
+          <w:lang w:val="en-SE"/>
+        </w:rPr>
+      </w:pPr>
+      <w:r>
+        <w:rPr>
+          <w:lang w:val="en-SE"/>
+        </w:rPr>
+        <w:t>Bild 3: Genom att flytta data till heapen tillåter JavaScript att funktioner har ett eget dolt, permanent minne.</w:t>
+      </w:r>
+    </w:p>
+    <w:p>
+      <w:pPr>
+        <w:rPr>
+          <w:lang w:val="en-SE"/>
+        </w:rPr>
+      </w:pPr>
+      <w:r>
+        <w:rPr>
+          <w:lang w:val="en-SE"/>
+        </w:rPr>
+        <w:pict w14:anchorId="101BA936">
+          <v:rect id="_x0000_i1063" style="width:0;height:1.5pt" o:hralign="center" o:hrstd="t" o:hr="t" fillcolor="#a0a0a0" stroked="f"/>
+        </w:pict>
+      </w:r>
+    </w:p>
+    <w:p>
+      <w:pPr>
+        <w:pStyle w:val="Rubrik3"/>
+        <w:rPr>
+          <w:lang w:val="en-SE"/>
+        </w:rPr>
+      </w:pPr>
+      <w:r>
+        <w:rPr>
+          <w:lang w:val="en-SE"/>
+        </w:rPr>
+        <w:t>Hur man undviker minnesläckor (Garbage Collection)</w:t>
+      </w:r>
+    </w:p>
+    <w:p>
+      <w:pPr>
+        <w:rPr>
+          <w:lang w:val="en-SE"/>
+        </w:rPr>
+      </w:pPr>
+      <w:r>
+        <w:rPr>
+          <w:lang w:val="en-SE"/>
+        </w:rPr>
+        <w:t xml:space="preserve">JavaScript har en inbyggd städare som heter </w:t>
+      </w:r>
+      <w:r>
+        <w:rPr>
+          <w:b/>
+          <w:bCs/>
+          <w:lang w:val="en-SE"/>
+        </w:rPr>
+        <w:t>Garbage Collector</w:t>
+      </w:r>
+      <w:r>
+        <w:rPr>
+          <w:lang w:val="en-SE"/>
+        </w:rPr>
+        <w:t>. Dess jobb är att åka runt i Memory Heapen och rensa bort objekt som inte används längre för att frigöra RAM-minne.</w:t>
+      </w:r>
+    </w:p>
+    <w:p>
+      <w:pPr>
+        <w:rPr>
+          <w:lang w:val="en-SE"/>
+        </w:rPr>
+      </w:pPr>
+      <w:r>
+        <w:rPr>
+          <w:lang w:val="en-SE"/>
+        </w:rPr>
+        <w:t xml:space="preserve">Städaren använder en regel som kallas </w:t>
+      </w:r>
+      <w:r>
+        <w:rPr>
+          <w:i/>
+          <w:iCs/>
+          <w:lang w:val="en-SE"/>
+        </w:rPr>
+        <w:t>Mark-and-Sweep</w:t>
+      </w:r>
+      <w:r>
+        <w:rPr>
+          <w:lang w:val="en-SE"/>
+        </w:rPr>
+        <w:t>. Den startar från den globala nivån (window) och kollar vilka objekt den kan nå. Alla objekt som inte går att nå via någon variabel är skräp, och rensas bort.</w:t>
+      </w:r>
+    </w:p>
+    <w:p>
+      <w:pPr>
+        <w:numPr>
+          <w:ilvl w:val="0"/>
+          <w:numId w:val="0"/>
+        </w:numPr>
+        <w:spacing w:after="160" w:line="278" w:lineRule="auto"/>
+        <w:rPr>
+          <w:rFonts w:eastAsiaTheme="majorEastAsia"/>
+          <w:b/>
+          <w:bCs/>
+          <w:color w:val="0A2F40" w:themeColor="accent1" w:themeShade="7F"/>
+          <w:sz w:val="28"/>
+          <w:szCs w:val="28"/>
+          <w:lang w:val="en-SE"/>
+        </w:rPr>
+      </w:pPr>
+      <w:r>
+        <w:rPr>
+          <w:lang w:val="en-SE"/>
+        </w:rPr>
+        <w:br w:type="page"/>
+      </w:r>
+    </w:p>
+    <w:p>
+      <w:pPr>
+        <w:pStyle w:val="Rubrik3"/>
+        <w:rPr>
+          <w:lang w:val="en-SE"/>
+        </w:rPr>
+      </w:pPr>
+      <w:r>
+        <w:rPr>
+          <w:lang w:val="en-SE"/>
+        </w:rPr>
+        <w:lastRenderedPageBreak/>
+        <w:t>Hur du skapar en minnesläcka (och hur du stoppar den)</w:t>
+      </w:r>
+    </w:p>
+    <w:p>
+      <w:pPr>
+        <w:rPr>
+          <w:lang w:val="en-SE"/>
+        </w:rPr>
+      </w:pPr>
+      <w:r>
+        <w:rPr>
+          <w:lang w:val="en-SE"/>
+        </w:rPr>
+        <w:t>En minnesläcka sker när du råkar behålla en referens (vägvisare) till ett objekt som du egentligen inte behöver längre, vilket gör att städaren inte får kasta bort det.</w:t>
+      </w:r>
+    </w:p>
+    <w:p>
+      <w:pPr>
+        <w:rPr>
+          <w:lang w:val="en-SE"/>
+        </w:rPr>
+      </w:pPr>
+      <w:r>
+        <w:rPr>
+          <w:lang w:val="en-SE"/>
+        </w:rPr>
+        <w:t>Det vanligaste felet i frontend-utveckling är glömda händelselyssnare (Event Listeners) eller dolda globala variabler</w:t>
+      </w:r>
+      <w:r>
+        <w:rPr>
+          <w:lang w:val="en-SE"/>
+        </w:rPr>
+        <w:t>.</w:t>
+      </w:r>
+    </w:p>
+    <w:p>
+      <w:pPr>
+        <w:pStyle w:val="Kodstycke"/>
+        <w:rPr>
+          <w:lang w:val="en-SE"/>
+        </w:rPr>
+      </w:pPr>
+      <w:r>
+        <w:rPr>
+          <w:lang w:val="en-SE"/>
+        </w:rPr>
+        <w:t>// EXEMPEL 1: Glömd global variabel</w:t>
+      </w:r>
+    </w:p>
+    <w:p>
+      <w:pPr>
+        <w:pStyle w:val="Kodstycke"/>
+        <w:rPr>
+          <w:lang w:val="en-SE"/>
+        </w:rPr>
+      </w:pPr>
+      <w:r>
+        <w:rPr>
+          <w:lang w:val="en-SE"/>
+        </w:rPr>
+        <w:t>function kraschaMinne() {</w:t>
+      </w:r>
+    </w:p>
+    <w:p>
+      <w:pPr>
+        <w:pStyle w:val="Kodstycke"/>
+        <w:rPr>
+          <w:lang w:val="en-SE"/>
+        </w:rPr>
+      </w:pPr>
+      <w:r>
+        <w:rPr>
+          <w:lang w:val="en-SE"/>
+        </w:rPr>
+        <w:t xml:space="preserve">  // Genom att missa "let" eller "const" blir variabeln global (window.data)</w:t>
+      </w:r>
+    </w:p>
+    <w:p>
+      <w:pPr>
+        <w:pStyle w:val="Kodstycke"/>
+        <w:rPr>
+          <w:lang w:val="en-SE"/>
+        </w:rPr>
+      </w:pPr>
+      <w:r>
+        <w:rPr>
+          <w:lang w:val="en-SE"/>
+        </w:rPr>
+        <w:t xml:space="preserve">  // Den kommer ALDRIG att rensas bort av Garbage Collector!</w:t>
+      </w:r>
+    </w:p>
+    <w:p>
+      <w:pPr>
+        <w:pStyle w:val="Kodstycke"/>
+        <w:rPr>
+          <w:lang w:val="en-SE"/>
+        </w:rPr>
+      </w:pPr>
+      <w:r>
+        <w:rPr>
+          <w:lang w:val="en-SE"/>
+        </w:rPr>
+        <w:t xml:space="preserve">  läcktData = new Array(1000000); </w:t>
+      </w:r>
+    </w:p>
+    <w:p>
+      <w:pPr>
+        <w:pStyle w:val="Kodstycke"/>
+        <w:rPr>
+          <w:lang w:val="en-SE"/>
+        </w:rPr>
+      </w:pPr>
+      <w:r>
+        <w:rPr>
+          <w:lang w:val="en-SE"/>
+        </w:rPr>
+        <w:t>}</w:t>
+      </w:r>
+    </w:p>
+    <w:p>
+      <w:pPr>
+        <w:pStyle w:val="Kodstycke"/>
+        <w:rPr>
+          <w:lang w:val="en-SE"/>
+        </w:rPr>
+      </w:pPr>
+    </w:p>
+    <w:p>
+      <w:pPr>
+        <w:pStyle w:val="Kodstycke"/>
+        <w:rPr>
+          <w:lang w:val="en-SE"/>
+        </w:rPr>
+      </w:pPr>
+      <w:r>
+        <w:rPr>
+          <w:lang w:val="en-SE"/>
+        </w:rPr>
+        <w:t>// EXEMPEL 2: Borttagna HTML-element med levande lyssnare</w:t>
+      </w:r>
+    </w:p>
+    <w:p>
+      <w:pPr>
+        <w:pStyle w:val="Kodstycke"/>
+        <w:rPr>
+          <w:lang w:val="en-SE"/>
+        </w:rPr>
+      </w:pPr>
+      <w:r>
+        <w:rPr>
+          <w:lang w:val="en-SE"/>
+        </w:rPr>
+        <w:t>const knapp = document.querySelector('#minKnapp');</w:t>
+      </w:r>
+    </w:p>
+    <w:p>
+      <w:pPr>
+        <w:pStyle w:val="Kodstycke"/>
+        <w:rPr>
+          <w:lang w:val="en-SE"/>
+        </w:rPr>
+      </w:pPr>
+      <w:r>
+        <w:rPr>
+          <w:lang w:val="en-SE"/>
+        </w:rPr>
+        <w:t>knapp.addEventListener('click', () =&gt; {</w:t>
+      </w:r>
+    </w:p>
+    <w:p>
+      <w:pPr>
+        <w:pStyle w:val="Kodstycke"/>
+        <w:rPr>
+          <w:lang w:val="en-SE"/>
+        </w:rPr>
+      </w:pPr>
+      <w:r>
+        <w:rPr>
+          <w:lang w:val="en-SE"/>
+        </w:rPr>
+        <w:t xml:space="preserve">  console.log("Klick!");</w:t>
+      </w:r>
+    </w:p>
+    <w:p>
+      <w:pPr>
+        <w:pStyle w:val="Kodstycke"/>
+        <w:rPr>
+          <w:lang w:val="en-SE"/>
+        </w:rPr>
+      </w:pPr>
+      <w:r>
+        <w:rPr>
+          <w:lang w:val="en-SE"/>
+        </w:rPr>
+        <w:t>});</w:t>
+      </w:r>
+    </w:p>
+    <w:p>
+      <w:pPr>
+        <w:pStyle w:val="Kodstycke"/>
+        <w:rPr>
+          <w:lang w:val="en-SE"/>
+        </w:rPr>
+      </w:pPr>
+    </w:p>
+    <w:p>
+      <w:pPr>
+        <w:pStyle w:val="Kodstycke"/>
+        <w:rPr>
+          <w:lang w:val="en-SE"/>
+        </w:rPr>
+      </w:pPr>
+      <w:r>
+        <w:rPr>
+          <w:lang w:val="en-SE"/>
+        </w:rPr>
+        <w:t>// Du tar bort knappen från skärmen:</w:t>
+      </w:r>
+    </w:p>
+    <w:p>
+      <w:pPr>
+        <w:pStyle w:val="Kodstycke"/>
+        <w:rPr>
+          <w:lang w:val="en-SE"/>
+        </w:rPr>
+      </w:pPr>
+      <w:r>
+        <w:rPr>
+          <w:lang w:val="en-SE"/>
+        </w:rPr>
+        <w:t xml:space="preserve">knapp.remove(); </w:t>
+      </w:r>
+    </w:p>
+    <w:p>
+      <w:pPr>
+        <w:pStyle w:val="Kodstycke"/>
+        <w:rPr>
+          <w:lang w:val="en-SE"/>
+        </w:rPr>
+      </w:pPr>
+    </w:p>
+    <w:p>
+      <w:pPr>
+        <w:pStyle w:val="Kodstycke"/>
+        <w:rPr>
+          <w:lang w:val="en-SE"/>
+        </w:rPr>
+      </w:pPr>
+      <w:r>
+        <w:rPr>
+          <w:lang w:val="en-SE"/>
+        </w:rPr>
+        <w:t xml:space="preserve">// FELET: Knappen ligger fortfarande kvar och drar RAM-minne i Heapen, </w:t>
+      </w:r>
+    </w:p>
+    <w:p>
+      <w:pPr>
+        <w:pStyle w:val="Kodstycke"/>
+        <w:rPr>
+          <w:lang w:val="en-SE"/>
+        </w:rPr>
+      </w:pPr>
+      <w:r>
+        <w:rPr>
+          <w:lang w:val="en-SE"/>
+        </w:rPr>
+        <w:t>// eftersom addeventListener-funktionen fortfarande pekar på den!</w:t>
+      </w:r>
+    </w:p>
+    <w:p>
+      <w:pPr>
+        <w:pStyle w:val="Bildtext"/>
+        <w:rPr>
+          <w:lang w:val="en-SE"/>
+        </w:rPr>
+      </w:pPr>
+      <w:r>
+        <w:rPr>
+          <w:lang w:val="en-SE"/>
+        </w:rPr>
+        <w:t xml:space="preserve">Bild </w:t>
+      </w:r>
+      <w:r>
+        <w:rPr>
+          <w:lang w:val="en-SE"/>
+        </w:rPr>
+        <w:t>4</w:t>
+      </w:r>
+      <w:r>
+        <w:rPr>
+          <w:lang w:val="en-SE"/>
+        </w:rPr>
+        <w:t xml:space="preserve"> </w:t>
+      </w:r>
+      <w:r>
+        <w:rPr>
+          <w:lang w:val="en-SE"/>
+        </w:rPr>
+        <w:t>Hur en minnesläcka uppstår</w:t>
+      </w:r>
+      <w:r>
+        <w:rPr>
+          <w:lang w:val="en-SE"/>
+        </w:rPr>
+        <w:t>.</w:t>
+      </w:r>
+    </w:p>
+    <w:p>
+      <w:pPr>
+        <w:rPr>
+          <w:lang w:val="en-SE"/>
+        </w:rPr>
+      </w:pPr>
+      <w:r>
+        <w:rPr>
+          <w:lang w:val="en-SE"/>
+        </w:rPr>
+        <w:t>När du tar bort element eller stänger ner komponenter (vilket händer hela tiden i React!), se till att städa efter dig</w:t>
+      </w:r>
+      <w:r>
+        <w:rPr>
+          <w:lang w:val="en-SE"/>
+        </w:rPr>
+        <w:t>.</w:t>
+      </w:r>
+    </w:p>
+    <w:p>
+      <w:pPr>
+        <w:pStyle w:val="Kodstycke"/>
+        <w:rPr>
+          <w:lang w:val="en-SE"/>
+        </w:rPr>
+      </w:pPr>
+      <w:r>
+        <w:rPr>
+          <w:lang w:val="en-SE"/>
+        </w:rPr>
+        <w:t>// Ta bort lyssnaren innan du kastar elementet, så städas det bort direkt!</w:t>
+      </w:r>
+    </w:p>
+    <w:p>
+      <w:pPr>
+        <w:pStyle w:val="Kodstycke"/>
+        <w:rPr>
+          <w:lang w:val="en-SE"/>
+        </w:rPr>
+      </w:pPr>
+      <w:r>
+        <w:rPr>
+          <w:lang w:val="en-SE"/>
+        </w:rPr>
+        <w:t>knapp.removeEventListener('click', minFunktion);</w:t>
+      </w:r>
+    </w:p>
+    <w:p>
+      <w:pPr>
+        <w:pStyle w:val="Bildtext"/>
+        <w:rPr>
+          <w:lang w:val="en-SE"/>
+        </w:rPr>
+      </w:pPr>
+      <w:r>
+        <w:rPr>
+          <w:lang w:val="en-SE"/>
+        </w:rPr>
+        <w:t xml:space="preserve">Bild </w:t>
+      </w:r>
+      <w:r>
+        <w:rPr>
+          <w:lang w:val="en-SE"/>
+        </w:rPr>
+        <w:t>5 Borttagning av event listener</w:t>
+      </w:r>
+      <w:r>
+        <w:rPr>
+          <w:lang w:val="en-SE"/>
+        </w:rPr>
+        <w:t>.</w:t>
+      </w:r>
+    </w:p>
+    <w:tbl>
+      <w:tblPr>
+        <w:tblStyle w:val="Tabellrutnt"/>
+        <w:tblW w:w="0" w:type="auto"/>
+        <w:tblInd w:w="11" w:type="dxa"/>
+        <w:tblBorders>
+          <w:top w:val="none" w:sz="0" w:space="0" w:color="auto"/>
+          <w:left w:val="single" w:sz="24" w:space="0" w:color="EE0000"/>
+          <w:bottom w:val="none" w:sz="0" w:space="0" w:color="auto"/>
+          <w:right w:val="none" w:sz="0" w:space="0" w:color="auto"/>
+          <w:insideH w:val="none" w:sz="0" w:space="0" w:color="auto"/>
+          <w:insideV w:val="none" w:sz="0" w:space="0" w:color="auto"/>
+        </w:tblBorders>
+        <w:shd w:val="clear" w:color="auto" w:fill="FFF5F5"/>
+        <w:tblLook w:val="04A0" w:firstRow="1" w:lastRow="0" w:firstColumn="1" w:lastColumn="0" w:noHBand="0" w:noVBand="1"/>
+      </w:tblPr>
+      <w:tblGrid>
+        <w:gridCol w:w="9991"/>
+      </w:tblGrid>
+      <w:tr>
+        <w:tc>
+          <w:tcPr>
+            <w:tcW w:w="10022" w:type="dxa"/>
+            <w:shd w:val="clear" w:color="auto" w:fill="FFF5F5"/>
+          </w:tcPr>
+          <w:p>
+            <w:pPr>
+              <w:spacing w:before="120"/>
+              <w:ind w:left="181"/>
+            </w:pPr>
+            <w:r>
+              <w:rPr>
+                <w:rFonts w:ascii="Segoe UI Emoji" w:hAnsi="Segoe UI Emoji" w:cs="Segoe UI Emoji"/>
+                <w:color w:val="EE0000"/>
+              </w:rPr>
+              <w:t xml:space="preserve">⚠️ </w:t>
+            </w:r>
+            <w:r>
+              <w:rPr>
+                <w:color w:val="EE0000"/>
+              </w:rPr>
+              <w:t>VIKTIGT !</w:t>
+            </w:r>
+          </w:p>
+          <w:p>
+            <w:pPr>
+              <w:spacing w:before="120"/>
+              <w:ind w:left="181"/>
+              <w:rPr>
+                <w:color w:val="414141"/>
+              </w:rPr>
+            </w:pPr>
+            <w:r>
+              <w:rPr>
+                <w:color w:val="414141"/>
+              </w:rPr>
+              <w:t>Att glömma kvar en event listener på ett borttaget element kan skapa minnesluckor.</w:t>
+            </w:r>
+          </w:p>
+        </w:tc>
+      </w:tr>
+    </w:tbl>
+    <w:p>
+      <w:pPr>
+        <w:pStyle w:val="Bildtext"/>
+      </w:pPr>
+    </w:p>
+    <w:p>
+      <w:pPr>
+        <w:rPr>
+          <w:lang w:val="en-SE"/>
+        </w:rPr>
+      </w:pPr>
+      <w:r>
+        <w:rPr>
+          <w:lang w:val="en-SE"/>
+        </w:rPr>
+        <w:pict w14:anchorId="10373664">
+          <v:rect id="_x0000_i1064" style="width:0;height:1.5pt" o:hralign="center" o:hrstd="t" o:hr="t" fillcolor="#a0a0a0" stroked="f"/>
+        </w:pict>
+      </w:r>
     </w:p>
     <w:p/>
     <w:p/>
@@ -4082,6 +5616,119 @@
     </w:lvl>
   </w:abstractNum>
   <w:abstractNum w:abstractNumId="6" w15:restartNumberingAfterBreak="0">
+    <w:nsid w:val="39455403"/>
+    <w:multiLevelType w:val="hybridMultilevel"/>
+    <w:tmpl w:val="699E5A1E"/>
+    <w:lvl w:ilvl="0" w:tplc="20000001">
+      <w:start w:val="1"/>
+      <w:numFmt w:val="bullet"/>
+      <w:lvlText w:val=""/>
+      <w:lvlJc w:val="left"/>
+      <w:pPr>
+        <w:ind w:left="720" w:hanging="360"/>
+      </w:pPr>
+      <w:rPr>
+        <w:rFonts w:ascii="Symbol" w:hAnsi="Symbol" w:hint="default"/>
+      </w:rPr>
+    </w:lvl>
+    <w:lvl w:ilvl="1" w:tplc="20000003" w:tentative="1">
+      <w:start w:val="1"/>
+      <w:numFmt w:val="bullet"/>
+      <w:lvlText w:val="o"/>
+      <w:lvlJc w:val="left"/>
+      <w:pPr>
+        <w:ind w:left="1440" w:hanging="360"/>
+      </w:pPr>
+      <w:rPr>
+        <w:rFonts w:ascii="Courier New" w:hAnsi="Courier New" w:cs="Courier New" w:hint="default"/>
+      </w:rPr>
+    </w:lvl>
+    <w:lvl w:ilvl="2" w:tplc="20000005" w:tentative="1">
+      <w:start w:val="1"/>
+      <w:numFmt w:val="bullet"/>
+      <w:lvlText w:val=""/>
+      <w:lvlJc w:val="left"/>
+      <w:pPr>
+        <w:ind w:left="2160" w:hanging="360"/>
+      </w:pPr>
+      <w:rPr>
+        <w:rFonts w:ascii="Wingdings" w:hAnsi="Wingdings" w:hint="default"/>
+      </w:rPr>
+    </w:lvl>
+    <w:lvl w:ilvl="3" w:tplc="20000001" w:tentative="1">
+      <w:start w:val="1"/>
+      <w:numFmt w:val="bullet"/>
+      <w:lvlText w:val=""/>
+      <w:lvlJc w:val="left"/>
+      <w:pPr>
+        <w:ind w:left="2880" w:hanging="360"/>
+      </w:pPr>
+      <w:rPr>
+        <w:rFonts w:ascii="Symbol" w:hAnsi="Symbol" w:hint="default"/>
+      </w:rPr>
+    </w:lvl>
+    <w:lvl w:ilvl="4" w:tplc="20000003" w:tentative="1">
+      <w:start w:val="1"/>
+      <w:numFmt w:val="bullet"/>
+      <w:lvlText w:val="o"/>
+      <w:lvlJc w:val="left"/>
+      <w:pPr>
+        <w:ind w:left="3600" w:hanging="360"/>
+      </w:pPr>
+      <w:rPr>
+        <w:rFonts w:ascii="Courier New" w:hAnsi="Courier New" w:cs="Courier New" w:hint="default"/>
+      </w:rPr>
+    </w:lvl>
+    <w:lvl w:ilvl="5" w:tplc="20000005" w:tentative="1">
+      <w:start w:val="1"/>
+      <w:numFmt w:val="bullet"/>
+      <w:lvlText w:val=""/>
+      <w:lvlJc w:val="left"/>
+      <w:pPr>
+        <w:ind w:left="4320" w:hanging="360"/>
+      </w:pPr>
+      <w:rPr>
+        <w:rFonts w:ascii="Wingdings" w:hAnsi="Wingdings" w:hint="default"/>
+      </w:rPr>
+    </w:lvl>
+    <w:lvl w:ilvl="6" w:tplc="20000001" w:tentative="1">
+      <w:start w:val="1"/>
+      <w:numFmt w:val="bullet"/>
+      <w:lvlText w:val=""/>
+      <w:lvlJc w:val="left"/>
+      <w:pPr>
+        <w:ind w:left="5040" w:hanging="360"/>
+      </w:pPr>
+      <w:rPr>
+        <w:rFonts w:ascii="Symbol" w:hAnsi="Symbol" w:hint="default"/>
+      </w:rPr>
+    </w:lvl>
+    <w:lvl w:ilvl="7" w:tplc="20000003" w:tentative="1">
+      <w:start w:val="1"/>
+      <w:numFmt w:val="bullet"/>
+      <w:lvlText w:val="o"/>
+      <w:lvlJc w:val="left"/>
+      <w:pPr>
+        <w:ind w:left="5760" w:hanging="360"/>
+      </w:pPr>
+      <w:rPr>
+        <w:rFonts w:ascii="Courier New" w:hAnsi="Courier New" w:cs="Courier New" w:hint="default"/>
+      </w:rPr>
+    </w:lvl>
+    <w:lvl w:ilvl="8" w:tplc="20000005" w:tentative="1">
+      <w:start w:val="1"/>
+      <w:numFmt w:val="bullet"/>
+      <w:lvlText w:val=""/>
+      <w:lvlJc w:val="left"/>
+      <w:pPr>
+        <w:ind w:left="6480" w:hanging="360"/>
+      </w:pPr>
+      <w:rPr>
+        <w:rFonts w:ascii="Wingdings" w:hAnsi="Wingdings" w:hint="default"/>
+      </w:rPr>
+    </w:lvl>
+  </w:abstractNum>
+  <w:abstractNum w:abstractNumId="7" w15:restartNumberingAfterBreak="0">
     <w:nsid w:val="3AED6497"/>
     <w:multiLevelType w:val="hybridMultilevel"/>
     <w:tmpl w:val="96A48F34"/>
@@ -4194,7 +5841,7 @@
       </w:rPr>
     </w:lvl>
   </w:abstractNum>
-  <w:abstractNum w:abstractNumId="7" w15:restartNumberingAfterBreak="0">
+  <w:abstractNum w:abstractNumId="8" w15:restartNumberingAfterBreak="0">
     <w:nsid w:val="49FE6C65"/>
     <w:multiLevelType w:val="multilevel"/>
     <w:tmpl w:val="7F708A02"/>
@@ -4343,7 +5990,7 @@
       </w:rPr>
     </w:lvl>
   </w:abstractNum>
-  <w:abstractNum w:abstractNumId="8" w15:restartNumberingAfterBreak="0">
+  <w:abstractNum w:abstractNumId="9" w15:restartNumberingAfterBreak="0">
     <w:nsid w:val="537A2F67"/>
     <w:multiLevelType w:val="multilevel"/>
     <w:tmpl w:val="67FCC784"/>
@@ -4492,7 +6139,7 @@
       </w:rPr>
     </w:lvl>
   </w:abstractNum>
-  <w:abstractNum w:abstractNumId="9" w15:restartNumberingAfterBreak="0">
+  <w:abstractNum w:abstractNumId="10" w15:restartNumberingAfterBreak="0">
     <w:nsid w:val="58A15727"/>
     <w:multiLevelType w:val="multilevel"/>
     <w:tmpl w:val="98F69174"/>
@@ -4605,7 +6252,7 @@
       </w:pPr>
     </w:lvl>
   </w:abstractNum>
-  <w:abstractNum w:abstractNumId="10" w15:restartNumberingAfterBreak="0">
+  <w:abstractNum w:abstractNumId="11" w15:restartNumberingAfterBreak="0">
     <w:nsid w:val="61182BD6"/>
     <w:multiLevelType w:val="hybridMultilevel"/>
     <w:tmpl w:val="C972D428"/>
@@ -4718,7 +6365,7 @@
       </w:rPr>
     </w:lvl>
   </w:abstractNum>
-  <w:abstractNum w:abstractNumId="11" w15:restartNumberingAfterBreak="0">
+  <w:abstractNum w:abstractNumId="12" w15:restartNumberingAfterBreak="0">
     <w:nsid w:val="611C4B47"/>
     <w:multiLevelType w:val="multilevel"/>
     <w:tmpl w:val="5330AEA4"/>
@@ -4831,7 +6478,7 @@
       </w:pPr>
     </w:lvl>
   </w:abstractNum>
-  <w:abstractNum w:abstractNumId="12" w15:restartNumberingAfterBreak="0">
+  <w:abstractNum w:abstractNumId="13" w15:restartNumberingAfterBreak="0">
     <w:nsid w:val="65B227C4"/>
     <w:multiLevelType w:val="hybridMultilevel"/>
     <w:tmpl w:val="7A58087A"/>
@@ -4944,7 +6591,7 @@
       </w:rPr>
     </w:lvl>
   </w:abstractNum>
-  <w:abstractNum w:abstractNumId="13" w15:restartNumberingAfterBreak="0">
+  <w:abstractNum w:abstractNumId="14" w15:restartNumberingAfterBreak="0">
     <w:nsid w:val="68570F60"/>
     <w:multiLevelType w:val="hybridMultilevel"/>
     <w:tmpl w:val="456EE7C6"/>
@@ -5033,7 +6680,7 @@
       </w:pPr>
     </w:lvl>
   </w:abstractNum>
-  <w:abstractNum w:abstractNumId="14" w15:restartNumberingAfterBreak="0">
+  <w:abstractNum w:abstractNumId="15" w15:restartNumberingAfterBreak="0">
     <w:nsid w:val="6936197C"/>
     <w:multiLevelType w:val="hybridMultilevel"/>
     <w:tmpl w:val="DF207A44"/>
@@ -5119,7 +6766,7 @@
       </w:pPr>
     </w:lvl>
   </w:abstractNum>
-  <w:abstractNum w:abstractNumId="15" w15:restartNumberingAfterBreak="0">
+  <w:abstractNum w:abstractNumId="16" w15:restartNumberingAfterBreak="0">
     <w:nsid w:val="6CFF3CC9"/>
     <w:multiLevelType w:val="multilevel"/>
     <w:tmpl w:val="686A33F6"/>
@@ -5232,7 +6879,7 @@
       </w:pPr>
     </w:lvl>
   </w:abstractNum>
-  <w:abstractNum w:abstractNumId="16" w15:restartNumberingAfterBreak="0">
+  <w:abstractNum w:abstractNumId="17" w15:restartNumberingAfterBreak="0">
     <w:nsid w:val="6D5060B5"/>
     <w:multiLevelType w:val="hybridMultilevel"/>
     <w:tmpl w:val="77C2EAFE"/>
@@ -5321,7 +6968,7 @@
       </w:pPr>
     </w:lvl>
   </w:abstractNum>
-  <w:abstractNum w:abstractNumId="17" w15:restartNumberingAfterBreak="0">
+  <w:abstractNum w:abstractNumId="18" w15:restartNumberingAfterBreak="0">
     <w:nsid w:val="6EB320FA"/>
     <w:multiLevelType w:val="multilevel"/>
     <w:tmpl w:val="983E1B9E"/>
@@ -5470,7 +7117,7 @@
       </w:rPr>
     </w:lvl>
   </w:abstractNum>
-  <w:abstractNum w:abstractNumId="18" w15:restartNumberingAfterBreak="0">
+  <w:abstractNum w:abstractNumId="19" w15:restartNumberingAfterBreak="0">
     <w:nsid w:val="6F4F09EA"/>
     <w:multiLevelType w:val="hybridMultilevel"/>
     <w:tmpl w:val="2E943A16"/>
@@ -5559,7 +7206,7 @@
       </w:pPr>
     </w:lvl>
   </w:abstractNum>
-  <w:abstractNum w:abstractNumId="19" w15:restartNumberingAfterBreak="0">
+  <w:abstractNum w:abstractNumId="20" w15:restartNumberingAfterBreak="0">
     <w:nsid w:val="70036924"/>
     <w:multiLevelType w:val="multilevel"/>
     <w:tmpl w:val="C8307142"/>
@@ -5672,7 +7319,7 @@
       </w:pPr>
     </w:lvl>
   </w:abstractNum>
-  <w:abstractNum w:abstractNumId="20" w15:restartNumberingAfterBreak="0">
+  <w:abstractNum w:abstractNumId="21" w15:restartNumberingAfterBreak="0">
     <w:nsid w:val="763777CB"/>
     <w:multiLevelType w:val="multilevel"/>
     <w:tmpl w:val="DD2C950A"/>
@@ -5821,7 +7468,7 @@
       </w:rPr>
     </w:lvl>
   </w:abstractNum>
-  <w:abstractNum w:abstractNumId="21" w15:restartNumberingAfterBreak="0">
+  <w:abstractNum w:abstractNumId="22" w15:restartNumberingAfterBreak="0">
     <w:nsid w:val="773E67AF"/>
     <w:multiLevelType w:val="hybridMultilevel"/>
     <w:tmpl w:val="B0F082CC"/>
@@ -5934,14 +7581,312 @@
       </w:rPr>
     </w:lvl>
   </w:abstractNum>
+  <w:abstractNum w:abstractNumId="23" w15:restartNumberingAfterBreak="0">
+    <w:nsid w:val="790C0A53"/>
+    <w:multiLevelType w:val="multilevel"/>
+    <w:tmpl w:val="7338A136"/>
+    <w:lvl w:ilvl="0">
+      <w:start w:val="1"/>
+      <w:numFmt w:val="bullet"/>
+      <w:lvlText w:val=""/>
+      <w:lvlJc w:val="left"/>
+      <w:pPr>
+        <w:tabs>
+          <w:tab w:val="num" w:pos="720"/>
+        </w:tabs>
+        <w:ind w:left="720" w:hanging="360"/>
+      </w:pPr>
+      <w:rPr>
+        <w:rFonts w:ascii="Symbol" w:hAnsi="Symbol" w:hint="default"/>
+        <w:sz w:val="20"/>
+      </w:rPr>
+    </w:lvl>
+    <w:lvl w:ilvl="1" w:tentative="1">
+      <w:start w:val="1"/>
+      <w:numFmt w:val="bullet"/>
+      <w:lvlText w:val="o"/>
+      <w:lvlJc w:val="left"/>
+      <w:pPr>
+        <w:tabs>
+          <w:tab w:val="num" w:pos="1440"/>
+        </w:tabs>
+        <w:ind w:left="1440" w:hanging="360"/>
+      </w:pPr>
+      <w:rPr>
+        <w:rFonts w:ascii="Courier New" w:hAnsi="Courier New" w:hint="default"/>
+        <w:sz w:val="20"/>
+      </w:rPr>
+    </w:lvl>
+    <w:lvl w:ilvl="2" w:tentative="1">
+      <w:start w:val="1"/>
+      <w:numFmt w:val="bullet"/>
+      <w:lvlText w:val=""/>
+      <w:lvlJc w:val="left"/>
+      <w:pPr>
+        <w:tabs>
+          <w:tab w:val="num" w:pos="2160"/>
+        </w:tabs>
+        <w:ind w:left="2160" w:hanging="360"/>
+      </w:pPr>
+      <w:rPr>
+        <w:rFonts w:ascii="Wingdings" w:hAnsi="Wingdings" w:hint="default"/>
+        <w:sz w:val="20"/>
+      </w:rPr>
+    </w:lvl>
+    <w:lvl w:ilvl="3" w:tentative="1">
+      <w:start w:val="1"/>
+      <w:numFmt w:val="bullet"/>
+      <w:lvlText w:val=""/>
+      <w:lvlJc w:val="left"/>
+      <w:pPr>
+        <w:tabs>
+          <w:tab w:val="num" w:pos="2880"/>
+        </w:tabs>
+        <w:ind w:left="2880" w:hanging="360"/>
+      </w:pPr>
+      <w:rPr>
+        <w:rFonts w:ascii="Wingdings" w:hAnsi="Wingdings" w:hint="default"/>
+        <w:sz w:val="20"/>
+      </w:rPr>
+    </w:lvl>
+    <w:lvl w:ilvl="4" w:tentative="1">
+      <w:start w:val="1"/>
+      <w:numFmt w:val="bullet"/>
+      <w:lvlText w:val=""/>
+      <w:lvlJc w:val="left"/>
+      <w:pPr>
+        <w:tabs>
+          <w:tab w:val="num" w:pos="3600"/>
+        </w:tabs>
+        <w:ind w:left="3600" w:hanging="360"/>
+      </w:pPr>
+      <w:rPr>
+        <w:rFonts w:ascii="Wingdings" w:hAnsi="Wingdings" w:hint="default"/>
+        <w:sz w:val="20"/>
+      </w:rPr>
+    </w:lvl>
+    <w:lvl w:ilvl="5" w:tentative="1">
+      <w:start w:val="1"/>
+      <w:numFmt w:val="bullet"/>
+      <w:lvlText w:val=""/>
+      <w:lvlJc w:val="left"/>
+      <w:pPr>
+        <w:tabs>
+          <w:tab w:val="num" w:pos="4320"/>
+        </w:tabs>
+        <w:ind w:left="4320" w:hanging="360"/>
+      </w:pPr>
+      <w:rPr>
+        <w:rFonts w:ascii="Wingdings" w:hAnsi="Wingdings" w:hint="default"/>
+        <w:sz w:val="20"/>
+      </w:rPr>
+    </w:lvl>
+    <w:lvl w:ilvl="6" w:tentative="1">
+      <w:start w:val="1"/>
+      <w:numFmt w:val="bullet"/>
+      <w:lvlText w:val=""/>
+      <w:lvlJc w:val="left"/>
+      <w:pPr>
+        <w:tabs>
+          <w:tab w:val="num" w:pos="5040"/>
+        </w:tabs>
+        <w:ind w:left="5040" w:hanging="360"/>
+      </w:pPr>
+      <w:rPr>
+        <w:rFonts w:ascii="Wingdings" w:hAnsi="Wingdings" w:hint="default"/>
+        <w:sz w:val="20"/>
+      </w:rPr>
+    </w:lvl>
+    <w:lvl w:ilvl="7" w:tentative="1">
+      <w:start w:val="1"/>
+      <w:numFmt w:val="bullet"/>
+      <w:lvlText w:val=""/>
+      <w:lvlJc w:val="left"/>
+      <w:pPr>
+        <w:tabs>
+          <w:tab w:val="num" w:pos="5760"/>
+        </w:tabs>
+        <w:ind w:left="5760" w:hanging="360"/>
+      </w:pPr>
+      <w:rPr>
+        <w:rFonts w:ascii="Wingdings" w:hAnsi="Wingdings" w:hint="default"/>
+        <w:sz w:val="20"/>
+      </w:rPr>
+    </w:lvl>
+    <w:lvl w:ilvl="8" w:tentative="1">
+      <w:start w:val="1"/>
+      <w:numFmt w:val="bullet"/>
+      <w:lvlText w:val=""/>
+      <w:lvlJc w:val="left"/>
+      <w:pPr>
+        <w:tabs>
+          <w:tab w:val="num" w:pos="6480"/>
+        </w:tabs>
+        <w:ind w:left="6480" w:hanging="360"/>
+      </w:pPr>
+      <w:rPr>
+        <w:rFonts w:ascii="Wingdings" w:hAnsi="Wingdings" w:hint="default"/>
+        <w:sz w:val="20"/>
+      </w:rPr>
+    </w:lvl>
+  </w:abstractNum>
+  <w:abstractNum w:abstractNumId="24" w15:restartNumberingAfterBreak="0">
+    <w:nsid w:val="7CE11BFC"/>
+    <w:multiLevelType w:val="multilevel"/>
+    <w:tmpl w:val="7C1A6EE8"/>
+    <w:lvl w:ilvl="0">
+      <w:start w:val="1"/>
+      <w:numFmt w:val="bullet"/>
+      <w:lvlText w:val=""/>
+      <w:lvlJc w:val="left"/>
+      <w:pPr>
+        <w:tabs>
+          <w:tab w:val="num" w:pos="720"/>
+        </w:tabs>
+        <w:ind w:left="720" w:hanging="360"/>
+      </w:pPr>
+      <w:rPr>
+        <w:rFonts w:ascii="Symbol" w:hAnsi="Symbol" w:hint="default"/>
+        <w:sz w:val="20"/>
+      </w:rPr>
+    </w:lvl>
+    <w:lvl w:ilvl="1" w:tentative="1">
+      <w:start w:val="1"/>
+      <w:numFmt w:val="bullet"/>
+      <w:lvlText w:val="o"/>
+      <w:lvlJc w:val="left"/>
+      <w:pPr>
+        <w:tabs>
+          <w:tab w:val="num" w:pos="1440"/>
+        </w:tabs>
+        <w:ind w:left="1440" w:hanging="360"/>
+      </w:pPr>
+      <w:rPr>
+        <w:rFonts w:ascii="Courier New" w:hAnsi="Courier New" w:hint="default"/>
+        <w:sz w:val="20"/>
+      </w:rPr>
+    </w:lvl>
+    <w:lvl w:ilvl="2" w:tentative="1">
+      <w:start w:val="1"/>
+      <w:numFmt w:val="bullet"/>
+      <w:lvlText w:val=""/>
+      <w:lvlJc w:val="left"/>
+      <w:pPr>
+        <w:tabs>
+          <w:tab w:val="num" w:pos="2160"/>
+        </w:tabs>
+        <w:ind w:left="2160" w:hanging="360"/>
+      </w:pPr>
+      <w:rPr>
+        <w:rFonts w:ascii="Wingdings" w:hAnsi="Wingdings" w:hint="default"/>
+        <w:sz w:val="20"/>
+      </w:rPr>
+    </w:lvl>
+    <w:lvl w:ilvl="3" w:tentative="1">
+      <w:start w:val="1"/>
+      <w:numFmt w:val="bullet"/>
+      <w:lvlText w:val=""/>
+      <w:lvlJc w:val="left"/>
+      <w:pPr>
+        <w:tabs>
+          <w:tab w:val="num" w:pos="2880"/>
+        </w:tabs>
+        <w:ind w:left="2880" w:hanging="360"/>
+      </w:pPr>
+      <w:rPr>
+        <w:rFonts w:ascii="Wingdings" w:hAnsi="Wingdings" w:hint="default"/>
+        <w:sz w:val="20"/>
+      </w:rPr>
+    </w:lvl>
+    <w:lvl w:ilvl="4" w:tentative="1">
+      <w:start w:val="1"/>
+      <w:numFmt w:val="bullet"/>
+      <w:lvlText w:val=""/>
+      <w:lvlJc w:val="left"/>
+      <w:pPr>
+        <w:tabs>
+          <w:tab w:val="num" w:pos="3600"/>
+        </w:tabs>
+        <w:ind w:left="3600" w:hanging="360"/>
+      </w:pPr>
+      <w:rPr>
+        <w:rFonts w:ascii="Wingdings" w:hAnsi="Wingdings" w:hint="default"/>
+        <w:sz w:val="20"/>
+      </w:rPr>
+    </w:lvl>
+    <w:lvl w:ilvl="5" w:tentative="1">
+      <w:start w:val="1"/>
+      <w:numFmt w:val="bullet"/>
+      <w:lvlText w:val=""/>
+      <w:lvlJc w:val="left"/>
+      <w:pPr>
+        <w:tabs>
+          <w:tab w:val="num" w:pos="4320"/>
+        </w:tabs>
+        <w:ind w:left="4320" w:hanging="360"/>
+      </w:pPr>
+      <w:rPr>
+        <w:rFonts w:ascii="Wingdings" w:hAnsi="Wingdings" w:hint="default"/>
+        <w:sz w:val="20"/>
+      </w:rPr>
+    </w:lvl>
+    <w:lvl w:ilvl="6" w:tentative="1">
+      <w:start w:val="1"/>
+      <w:numFmt w:val="bullet"/>
+      <w:lvlText w:val=""/>
+      <w:lvlJc w:val="left"/>
+      <w:pPr>
+        <w:tabs>
+          <w:tab w:val="num" w:pos="5040"/>
+        </w:tabs>
+        <w:ind w:left="5040" w:hanging="360"/>
+      </w:pPr>
+      <w:rPr>
+        <w:rFonts w:ascii="Wingdings" w:hAnsi="Wingdings" w:hint="default"/>
+        <w:sz w:val="20"/>
+      </w:rPr>
+    </w:lvl>
+    <w:lvl w:ilvl="7" w:tentative="1">
+      <w:start w:val="1"/>
+      <w:numFmt w:val="bullet"/>
+      <w:lvlText w:val=""/>
+      <w:lvlJc w:val="left"/>
+      <w:pPr>
+        <w:tabs>
+          <w:tab w:val="num" w:pos="5760"/>
+        </w:tabs>
+        <w:ind w:left="5760" w:hanging="360"/>
+      </w:pPr>
+      <w:rPr>
+        <w:rFonts w:ascii="Wingdings" w:hAnsi="Wingdings" w:hint="default"/>
+        <w:sz w:val="20"/>
+      </w:rPr>
+    </w:lvl>
+    <w:lvl w:ilvl="8" w:tentative="1">
+      <w:start w:val="1"/>
+      <w:numFmt w:val="bullet"/>
+      <w:lvlText w:val=""/>
+      <w:lvlJc w:val="left"/>
+      <w:pPr>
+        <w:tabs>
+          <w:tab w:val="num" w:pos="6480"/>
+        </w:tabs>
+        <w:ind w:left="6480" w:hanging="360"/>
+      </w:pPr>
+      <w:rPr>
+        <w:rFonts w:ascii="Wingdings" w:hAnsi="Wingdings" w:hint="default"/>
+        <w:sz w:val="20"/>
+      </w:rPr>
+    </w:lvl>
+  </w:abstractNum>
   <w:num w:numId="1" w16cid:durableId="928807389">
-    <w:abstractNumId w:val="13"/>
+    <w:abstractNumId w:val="14"/>
   </w:num>
   <w:num w:numId="2" w16cid:durableId="225381545">
-    <w:abstractNumId w:val="16"/>
+    <w:abstractNumId w:val="17"/>
   </w:num>
   <w:num w:numId="3" w16cid:durableId="972254287">
-    <w:abstractNumId w:val="18"/>
+    <w:abstractNumId w:val="19"/>
   </w:num>
   <w:num w:numId="4" w16cid:durableId="1980718377">
     <w:abstractNumId w:val="4"/>
@@ -5953,51 +7898,60 @@
     <w:abstractNumId w:val="0"/>
   </w:num>
   <w:num w:numId="7" w16cid:durableId="555943606">
-    <w:abstractNumId w:val="11"/>
+    <w:abstractNumId w:val="12"/>
   </w:num>
   <w:num w:numId="8" w16cid:durableId="1945068039">
-    <w:abstractNumId w:val="14"/>
+    <w:abstractNumId w:val="15"/>
   </w:num>
   <w:num w:numId="9" w16cid:durableId="1650356061">
     <w:abstractNumId w:val="3"/>
   </w:num>
   <w:num w:numId="10" w16cid:durableId="2058889347">
-    <w:abstractNumId w:val="12"/>
+    <w:abstractNumId w:val="13"/>
   </w:num>
   <w:num w:numId="11" w16cid:durableId="1239902538">
-    <w:abstractNumId w:val="9"/>
+    <w:abstractNumId w:val="10"/>
   </w:num>
   <w:num w:numId="12" w16cid:durableId="1943806250">
-    <w:abstractNumId w:val="15"/>
+    <w:abstractNumId w:val="16"/>
   </w:num>
   <w:num w:numId="13" w16cid:durableId="872304685">
-    <w:abstractNumId w:val="19"/>
+    <w:abstractNumId w:val="20"/>
   </w:num>
   <w:num w:numId="14" w16cid:durableId="2019624065">
     <w:abstractNumId w:val="2"/>
   </w:num>
   <w:num w:numId="15" w16cid:durableId="120155749">
-    <w:abstractNumId w:val="10"/>
+    <w:abstractNumId w:val="11"/>
   </w:num>
   <w:num w:numId="16" w16cid:durableId="1627270058">
+    <w:abstractNumId w:val="22"/>
+  </w:num>
+  <w:num w:numId="17" w16cid:durableId="469447801">
     <w:abstractNumId w:val="21"/>
   </w:num>
-  <w:num w:numId="17" w16cid:durableId="469447801">
-    <w:abstractNumId w:val="20"/>
+  <w:num w:numId="18" w16cid:durableId="1610120101">
+    <w:abstractNumId w:val="9"/>
   </w:num>
-  <w:num w:numId="18" w16cid:durableId="1610120101">
+  <w:num w:numId="19" w16cid:durableId="1809475097">
     <w:abstractNumId w:val="8"/>
   </w:num>
-  <w:num w:numId="19" w16cid:durableId="1809475097">
-    <w:abstractNumId w:val="7"/>
-  </w:num>
   <w:num w:numId="20" w16cid:durableId="1946182502">
-    <w:abstractNumId w:val="17"/>
+    <w:abstractNumId w:val="18"/>
   </w:num>
   <w:num w:numId="21" w16cid:durableId="1484544100">
     <w:abstractNumId w:val="5"/>
   </w:num>
   <w:num w:numId="22" w16cid:durableId="1098017403">
+    <w:abstractNumId w:val="7"/>
+  </w:num>
+  <w:num w:numId="23" w16cid:durableId="586696771">
+    <w:abstractNumId w:val="24"/>
+  </w:num>
+  <w:num w:numId="24" w16cid:durableId="465120160">
+    <w:abstractNumId w:val="23"/>
+  </w:num>
+  <w:num w:numId="25" w16cid:durableId="1717045185">
     <w:abstractNumId w:val="6"/>
   </w:num>
 </w:numbering>
@@ -6476,7 +8430,6 @@
   <w:style w:type="character" w:default="1" w:styleId="Standardstycketeckensnitt">
     <w:name w:val="Default Paragraph Font"/>
     <w:uiPriority w:val="1"/>
-    <w:semiHidden/>
     <w:unhideWhenUsed/>
   </w:style>
   <w:style w:type="table" w:default="1" w:styleId="Normaltabell">
